--- a/Shaker_Executive_Product_Search_Dossier.docx
+++ b/Shaker_Executive_Product_Search_Dossier.docx
@@ -947,7 +947,7 @@
         <w:pBdr>
           <w:left w:val="single" w:color="12414F" w:sz="18" w:space="10"/>
         </w:pBdr>
-        <w:spacing w:after="140" w:before="40"/>
+        <w:spacing w:after="20" w:before="40"/>
         <w:ind w:left="120"/>
       </w:pPr>
       <w:r>
@@ -993,6 +993,76 @@
           <w:szCs w:val="16"/>
         </w:rPr>
         <w:t xml:space="preserve">Francisco Partners portfolio</w:t>
+      </w:r>
+    </w:p>
+    <w:p>
+      <w:pPr>
+        <w:pBdr>
+          <w:left w:val="single" w:color="12414F" w:sz="18" w:space="10"/>
+        </w:pBdr>
+        <w:spacing w:after="120" w:before="40"/>
+        <w:ind w:left="120"/>
+      </w:pPr>
+      <w:r>
+        <w:rPr>
+          <w:rFonts w:ascii="Consolas" w:cs="Consolas" w:eastAsia="Consolas" w:hAnsi="Consolas"/>
+          <w:b w:val="false"/>
+          <w:bCs w:val="false"/>
+          <w:i w:val="false"/>
+          <w:iCs w:val="false"/>
+          <w:caps/>
+          <w:color w:val="77868D"/>
+          <w:spacing w:val="24"/>
+          <w:sz w:val="13"/>
+          <w:szCs w:val="13"/>
+        </w:rPr>
+        <w:t xml:space="preserve">Apply   </w:t>
+      </w:r>
+      <w:hyperlink w:history="1" r:id="rId4nazt9f_jurw7pns_kdx8">
+        <w:r>
+          <w:rPr>
+            <w:rFonts w:ascii="Consolas" w:cs="Consolas" w:eastAsia="Consolas" w:hAnsi="Consolas"/>
+            <w:color w:val="12414F"/>
+            <w:sz w:val="16"/>
+            <w:szCs w:val="16"/>
+            <w:u w:val="single"/>
+          </w:rPr>
+          <w:t xml:space="preserve">Francisco Partners board</w:t>
+        </w:r>
+      </w:hyperlink>
+    </w:p>
+    <w:p>
+      <w:pPr>
+        <w:spacing w:after="130"/>
+      </w:pPr>
+      <w:r>
+        <w:rPr>
+          <w:rFonts w:ascii="Consolas" w:cs="Consolas" w:eastAsia="Consolas" w:hAnsi="Consolas"/>
+          <w:b w:val="false"/>
+          <w:bCs w:val="false"/>
+          <w:i w:val="false"/>
+          <w:iCs w:val="false"/>
+          <w:caps/>
+          <w:color w:val="77868D"/>
+          <w:spacing w:val="24"/>
+          <w:sz w:val="13"/>
+          <w:szCs w:val="13"/>
+        </w:rPr>
+        <w:t xml:space="preserve">$300k floor   </w:t>
+      </w:r>
+      <w:r>
+        <w:rPr>
+          <w:rFonts w:ascii="Consolas" w:cs="Consolas" w:eastAsia="Consolas" w:hAnsi="Consolas"/>
+          <w:b/>
+          <w:bCs/>
+          <w:i w:val="false"/>
+          <w:iCs w:val="false"/>
+          <w:caps w:val="false"/>
+          <w:color w:val="8E3320"/>
+          <w:sz w:val="17"/>
+          <w:szCs w:val="17"/>
+        </w:rPr>
+        <w:t xml:space="preserve">Out. Tops out at $240,000, short by $60,000.</w:t>
       </w:r>
     </w:p>
     <w:tbl>
@@ -1430,7 +1500,7 @@
         <w:pBdr>
           <w:left w:val="single" w:color="12414F" w:sz="18" w:space="10"/>
         </w:pBdr>
-        <w:spacing w:after="140" w:before="40"/>
+        <w:spacing w:after="20" w:before="40"/>
         <w:ind w:left="120"/>
       </w:pPr>
       <w:r>
@@ -1476,6 +1546,76 @@
           <w:szCs w:val="16"/>
         </w:rPr>
         <w:t xml:space="preserve">Growth-stage, VC-backed</w:t>
+      </w:r>
+    </w:p>
+    <w:p>
+      <w:pPr>
+        <w:pBdr>
+          <w:left w:val="single" w:color="12414F" w:sz="18" w:space="10"/>
+        </w:pBdr>
+        <w:spacing w:after="120" w:before="40"/>
+        <w:ind w:left="120"/>
+      </w:pPr>
+      <w:r>
+        <w:rPr>
+          <w:rFonts w:ascii="Consolas" w:cs="Consolas" w:eastAsia="Consolas" w:hAnsi="Consolas"/>
+          <w:b w:val="false"/>
+          <w:bCs w:val="false"/>
+          <w:i w:val="false"/>
+          <w:iCs w:val="false"/>
+          <w:caps/>
+          <w:color w:val="77868D"/>
+          <w:spacing w:val="24"/>
+          <w:sz w:val="13"/>
+          <w:szCs w:val="13"/>
+        </w:rPr>
+        <w:t xml:space="preserve">Apply   </w:t>
+      </w:r>
+      <w:hyperlink w:history="1" r:id="rIdezwiwujyj0p0zbafafwar">
+        <w:r>
+          <w:rPr>
+            <w:rFonts w:ascii="Consolas" w:cs="Consolas" w:eastAsia="Consolas" w:hAnsi="Consolas"/>
+            <w:color w:val="12414F"/>
+            <w:sz w:val="16"/>
+            <w:szCs w:val="16"/>
+            <w:u w:val="single"/>
+          </w:rPr>
+          <w:t xml:space="preserve">jobs.ashbyhq.com</w:t>
+        </w:r>
+      </w:hyperlink>
+    </w:p>
+    <w:p>
+      <w:pPr>
+        <w:spacing w:after="130"/>
+      </w:pPr>
+      <w:r>
+        <w:rPr>
+          <w:rFonts w:ascii="Consolas" w:cs="Consolas" w:eastAsia="Consolas" w:hAnsi="Consolas"/>
+          <w:b w:val="false"/>
+          <w:bCs w:val="false"/>
+          <w:i w:val="false"/>
+          <w:iCs w:val="false"/>
+          <w:caps/>
+          <w:color w:val="77868D"/>
+          <w:spacing w:val="24"/>
+          <w:sz w:val="13"/>
+          <w:szCs w:val="13"/>
+        </w:rPr>
+        <w:t xml:space="preserve">$300k floor   </w:t>
+      </w:r>
+      <w:r>
+        <w:rPr>
+          <w:rFonts w:ascii="Consolas" w:cs="Consolas" w:eastAsia="Consolas" w:hAnsi="Consolas"/>
+          <w:b/>
+          <w:bCs/>
+          <w:i w:val="false"/>
+          <w:iCs w:val="false"/>
+          <w:caps w:val="false"/>
+          <w:color w:val="8E3320"/>
+          <w:sz w:val="17"/>
+          <w:szCs w:val="17"/>
+        </w:rPr>
+        <w:t xml:space="preserve">Out. Tops out at $229,000, short by $71,000.</w:t>
       </w:r>
     </w:p>
     <w:tbl>
@@ -1913,7 +2053,7 @@
         <w:pBdr>
           <w:left w:val="single" w:color="12414F" w:sz="18" w:space="10"/>
         </w:pBdr>
-        <w:spacing w:after="140" w:before="40"/>
+        <w:spacing w:after="20" w:before="40"/>
         <w:ind w:left="120"/>
       </w:pPr>
       <w:r>
@@ -1959,6 +2099,76 @@
           <w:szCs w:val="16"/>
         </w:rPr>
         <w:t xml:space="preserve">Legal technology</w:t>
+      </w:r>
+    </w:p>
+    <w:p>
+      <w:pPr>
+        <w:pBdr>
+          <w:left w:val="single" w:color="12414F" w:sz="18" w:space="10"/>
+        </w:pBdr>
+        <w:spacing w:after="120" w:before="40"/>
+        <w:ind w:left="120"/>
+      </w:pPr>
+      <w:r>
+        <w:rPr>
+          <w:rFonts w:ascii="Consolas" w:cs="Consolas" w:eastAsia="Consolas" w:hAnsi="Consolas"/>
+          <w:b w:val="false"/>
+          <w:bCs w:val="false"/>
+          <w:i w:val="false"/>
+          <w:iCs w:val="false"/>
+          <w:caps/>
+          <w:color w:val="77868D"/>
+          <w:spacing w:val="24"/>
+          <w:sz w:val="13"/>
+          <w:szCs w:val="13"/>
+        </w:rPr>
+        <w:t xml:space="preserve">Apply   </w:t>
+      </w:r>
+      <w:hyperlink w:history="1" r:id="rIdjdjzweasidhwdc6befm4p">
+        <w:r>
+          <w:rPr>
+            <w:rFonts w:ascii="Consolas" w:cs="Consolas" w:eastAsia="Consolas" w:hAnsi="Consolas"/>
+            <w:color w:val="12414F"/>
+            <w:sz w:val="16"/>
+            <w:szCs w:val="16"/>
+            <w:u w:val="single"/>
+          </w:rPr>
+          <w:t xml:space="preserve">apply.workable.com</w:t>
+        </w:r>
+      </w:hyperlink>
+    </w:p>
+    <w:p>
+      <w:pPr>
+        <w:spacing w:after="130"/>
+      </w:pPr>
+      <w:r>
+        <w:rPr>
+          <w:rFonts w:ascii="Consolas" w:cs="Consolas" w:eastAsia="Consolas" w:hAnsi="Consolas"/>
+          <w:b w:val="false"/>
+          <w:bCs w:val="false"/>
+          <w:i w:val="false"/>
+          <w:iCs w:val="false"/>
+          <w:caps/>
+          <w:color w:val="77868D"/>
+          <w:spacing w:val="24"/>
+          <w:sz w:val="13"/>
+          <w:szCs w:val="13"/>
+        </w:rPr>
+        <w:t xml:space="preserve">$300k floor   </w:t>
+      </w:r>
+      <w:r>
+        <w:rPr>
+          <w:rFonts w:ascii="Consolas" w:cs="Consolas" w:eastAsia="Consolas" w:hAnsi="Consolas"/>
+          <w:b/>
+          <w:bCs/>
+          <w:i w:val="false"/>
+          <w:iCs w:val="false"/>
+          <w:caps w:val="false"/>
+          <w:color w:val="A96410"/>
+          <w:sz w:val="17"/>
+          <w:szCs w:val="17"/>
+        </w:rPr>
+        <w:t xml:space="preserve">No band posted. Plausible for a NYC CPO seat.</w:t>
       </w:r>
     </w:p>
     <w:tbl>
@@ -2396,7 +2606,7 @@
         <w:pBdr>
           <w:left w:val="single" w:color="A96410" w:sz="18" w:space="10"/>
         </w:pBdr>
-        <w:spacing w:after="140" w:before="40"/>
+        <w:spacing w:after="20" w:before="40"/>
         <w:ind w:left="120"/>
       </w:pPr>
       <w:r>
@@ -2442,6 +2652,76 @@
           <w:szCs w:val="16"/>
         </w:rPr>
         <w:t xml:space="preserve">Insight Partners portfolio</w:t>
+      </w:r>
+    </w:p>
+    <w:p>
+      <w:pPr>
+        <w:pBdr>
+          <w:left w:val="single" w:color="A96410" w:sz="18" w:space="10"/>
+        </w:pBdr>
+        <w:spacing w:after="120" w:before="40"/>
+        <w:ind w:left="120"/>
+      </w:pPr>
+      <w:r>
+        <w:rPr>
+          <w:rFonts w:ascii="Consolas" w:cs="Consolas" w:eastAsia="Consolas" w:hAnsi="Consolas"/>
+          <w:b w:val="false"/>
+          <w:bCs w:val="false"/>
+          <w:i w:val="false"/>
+          <w:iCs w:val="false"/>
+          <w:caps/>
+          <w:color w:val="77868D"/>
+          <w:spacing w:val="24"/>
+          <w:sz w:val="13"/>
+          <w:szCs w:val="13"/>
+        </w:rPr>
+        <w:t xml:space="preserve">Apply   </w:t>
+      </w:r>
+      <w:hyperlink w:history="1" r:id="rIdk0tkrqdjy-fhh93qnvwns">
+        <w:r>
+          <w:rPr>
+            <w:rFonts w:ascii="Consolas" w:cs="Consolas" w:eastAsia="Consolas" w:hAnsi="Consolas"/>
+            <w:color w:val="12414F"/>
+            <w:sz w:val="16"/>
+            <w:szCs w:val="16"/>
+            <w:u w:val="single"/>
+          </w:rPr>
+          <w:t xml:space="preserve">shelf.io/careers</w:t>
+        </w:r>
+      </w:hyperlink>
+    </w:p>
+    <w:p>
+      <w:pPr>
+        <w:spacing w:after="130"/>
+      </w:pPr>
+      <w:r>
+        <w:rPr>
+          <w:rFonts w:ascii="Consolas" w:cs="Consolas" w:eastAsia="Consolas" w:hAnsi="Consolas"/>
+          <w:b w:val="false"/>
+          <w:bCs w:val="false"/>
+          <w:i w:val="false"/>
+          <w:iCs w:val="false"/>
+          <w:caps/>
+          <w:color w:val="77868D"/>
+          <w:spacing w:val="24"/>
+          <w:sz w:val="13"/>
+          <w:szCs w:val="13"/>
+        </w:rPr>
+        <w:t xml:space="preserve">$300k floor   </w:t>
+      </w:r>
+      <w:r>
+        <w:rPr>
+          <w:rFonts w:ascii="Consolas" w:cs="Consolas" w:eastAsia="Consolas" w:hAnsi="Consolas"/>
+          <w:b/>
+          <w:bCs/>
+          <w:i w:val="false"/>
+          <w:iCs w:val="false"/>
+          <w:caps w:val="false"/>
+          <w:color w:val="8E3320"/>
+          <w:sz w:val="17"/>
+          <w:szCs w:val="17"/>
+        </w:rPr>
+        <w:t xml:space="preserve">No band posted. Doubtful at this scale.</w:t>
       </w:r>
     </w:p>
     <w:tbl>
@@ -2879,7 +3159,7 @@
         <w:pBdr>
           <w:left w:val="single" w:color="A96410" w:sz="18" w:space="10"/>
         </w:pBdr>
-        <w:spacing w:after="140" w:before="40"/>
+        <w:spacing w:after="20" w:before="40"/>
         <w:ind w:left="120"/>
       </w:pPr>
       <w:r>
@@ -2926,6 +3206,42 @@
         </w:rPr>
         <w:t xml:space="preserve">Digital health</w:t>
       </w:r>
+    </w:p>
+    <w:p>
+      <w:pPr>
+        <w:pBdr>
+          <w:left w:val="single" w:color="A96410" w:sz="18" w:space="10"/>
+        </w:pBdr>
+        <w:spacing w:after="120" w:before="40"/>
+        <w:ind w:left="120"/>
+      </w:pPr>
+      <w:r>
+        <w:rPr>
+          <w:rFonts w:ascii="Consolas" w:cs="Consolas" w:eastAsia="Consolas" w:hAnsi="Consolas"/>
+          <w:b w:val="false"/>
+          <w:bCs w:val="false"/>
+          <w:i w:val="false"/>
+          <w:iCs w:val="false"/>
+          <w:caps/>
+          <w:color w:val="77868D"/>
+          <w:spacing w:val="24"/>
+          <w:sz w:val="13"/>
+          <w:szCs w:val="13"/>
+        </w:rPr>
+        <w:t xml:space="preserve">Apply   </w:t>
+      </w:r>
+      <w:hyperlink w:history="1" r:id="rId1qphgvpzsfd0hcb0724u8">
+        <w:r>
+          <w:rPr>
+            <w:rFonts w:ascii="Consolas" w:cs="Consolas" w:eastAsia="Consolas" w:hAnsi="Consolas"/>
+            <w:color w:val="12414F"/>
+            <w:sz w:val="16"/>
+            <w:szCs w:val="16"/>
+            <w:u w:val="single"/>
+          </w:rPr>
+          <w:t xml:space="preserve">himalayas.app</w:t>
+        </w:r>
+      </w:hyperlink>
     </w:p>
     <w:tbl>
       <w:tblPr>
@@ -3362,7 +3678,7 @@
         <w:pBdr>
           <w:left w:val="single" w:color="A96410" w:sz="18" w:space="10"/>
         </w:pBdr>
-        <w:spacing w:after="140" w:before="40"/>
+        <w:spacing w:after="20" w:before="40"/>
         <w:ind w:left="120"/>
       </w:pPr>
       <w:r>
@@ -3408,6 +3724,76 @@
           <w:szCs w:val="16"/>
         </w:rPr>
         <w:t xml:space="preserve">Insight Partners portfolio</w:t>
+      </w:r>
+    </w:p>
+    <w:p>
+      <w:pPr>
+        <w:pBdr>
+          <w:left w:val="single" w:color="A96410" w:sz="18" w:space="10"/>
+        </w:pBdr>
+        <w:spacing w:after="120" w:before="40"/>
+        <w:ind w:left="120"/>
+      </w:pPr>
+      <w:r>
+        <w:rPr>
+          <w:rFonts w:ascii="Consolas" w:cs="Consolas" w:eastAsia="Consolas" w:hAnsi="Consolas"/>
+          <w:b w:val="false"/>
+          <w:bCs w:val="false"/>
+          <w:i w:val="false"/>
+          <w:iCs w:val="false"/>
+          <w:caps/>
+          <w:color w:val="77868D"/>
+          <w:spacing w:val="24"/>
+          <w:sz w:val="13"/>
+          <w:szCs w:val="13"/>
+        </w:rPr>
+        <w:t xml:space="preserve">Apply   </w:t>
+      </w:r>
+      <w:hyperlink w:history="1" r:id="rIdwmh3zrbbqqpffmcfayxuo">
+        <w:r>
+          <w:rPr>
+            <w:rFonts w:ascii="Consolas" w:cs="Consolas" w:eastAsia="Consolas" w:hAnsi="Consolas"/>
+            <w:color w:val="12414F"/>
+            <w:sz w:val="16"/>
+            <w:szCs w:val="16"/>
+            <w:u w:val="single"/>
+          </w:rPr>
+          <w:t xml:space="preserve">Insight Partners board</w:t>
+        </w:r>
+      </w:hyperlink>
+    </w:p>
+    <w:p>
+      <w:pPr>
+        <w:spacing w:after="130"/>
+      </w:pPr>
+      <w:r>
+        <w:rPr>
+          <w:rFonts w:ascii="Consolas" w:cs="Consolas" w:eastAsia="Consolas" w:hAnsi="Consolas"/>
+          <w:b w:val="false"/>
+          <w:bCs w:val="false"/>
+          <w:i w:val="false"/>
+          <w:iCs w:val="false"/>
+          <w:caps/>
+          <w:color w:val="77868D"/>
+          <w:spacing w:val="24"/>
+          <w:sz w:val="13"/>
+          <w:szCs w:val="13"/>
+        </w:rPr>
+        <w:t xml:space="preserve">$300k floor   </w:t>
+      </w:r>
+      <w:r>
+        <w:rPr>
+          <w:rFonts w:ascii="Consolas" w:cs="Consolas" w:eastAsia="Consolas" w:hAnsi="Consolas"/>
+          <w:b/>
+          <w:bCs/>
+          <w:i w:val="false"/>
+          <w:iCs w:val="false"/>
+          <w:caps w:val="false"/>
+          <w:color w:val="8E3320"/>
+          <w:sz w:val="17"/>
+          <w:szCs w:val="17"/>
+        </w:rPr>
+        <w:t xml:space="preserve">No band posted. Doubtful below an SVP.</w:t>
       </w:r>
     </w:p>
     <w:tbl>
@@ -3845,7 +4231,7 @@
         <w:pBdr>
           <w:left w:val="single" w:color="77868D" w:sz="18" w:space="10"/>
         </w:pBdr>
-        <w:spacing w:after="140" w:before="40"/>
+        <w:spacing w:after="20" w:before="40"/>
         <w:ind w:left="120"/>
       </w:pPr>
       <w:r>
@@ -3892,6 +4278,42 @@
         </w:rPr>
         <w:t xml:space="preserve">Real estate fintech</w:t>
       </w:r>
+    </w:p>
+    <w:p>
+      <w:pPr>
+        <w:pBdr>
+          <w:left w:val="single" w:color="77868D" w:sz="18" w:space="10"/>
+        </w:pBdr>
+        <w:spacing w:after="120" w:before="40"/>
+        <w:ind w:left="120"/>
+      </w:pPr>
+      <w:r>
+        <w:rPr>
+          <w:rFonts w:ascii="Consolas" w:cs="Consolas" w:eastAsia="Consolas" w:hAnsi="Consolas"/>
+          <w:b w:val="false"/>
+          <w:bCs w:val="false"/>
+          <w:i w:val="false"/>
+          <w:iCs w:val="false"/>
+          <w:caps/>
+          <w:color w:val="77868D"/>
+          <w:spacing w:val="24"/>
+          <w:sz w:val="13"/>
+          <w:szCs w:val="13"/>
+        </w:rPr>
+        <w:t xml:space="preserve">Apply   </w:t>
+      </w:r>
+      <w:hyperlink w:history="1" r:id="rId0dfs5uncxbtzbjeqchjxf">
+        <w:r>
+          <w:rPr>
+            <w:rFonts w:ascii="Consolas" w:cs="Consolas" w:eastAsia="Consolas" w:hAnsi="Consolas"/>
+            <w:color w:val="12414F"/>
+            <w:sz w:val="16"/>
+            <w:szCs w:val="16"/>
+            <w:u w:val="single"/>
+          </w:rPr>
+          <w:t xml:space="preserve">builtin.com</w:t>
+        </w:r>
+      </w:hyperlink>
     </w:p>
     <w:tbl>
       <w:tblPr>
